--- a/fuentes/CF2_63340071_AD.docx
+++ b/fuentes/CF2_63340071_AD.docx
@@ -1,6 +1,6 @@
 
 <file path=word/document.xml><?xml version="1.0" encoding="utf-8"?>
-<w:document xmlns:wpc="http://schemas.microsoft.com/office/word/2010/wordprocessingCanvas" xmlns:cx="http://schemas.microsoft.com/office/drawing/2014/chartex" xmlns:cx1="http://schemas.microsoft.com/office/drawing/2015/9/8/chartex" xmlns:cx2="http://schemas.microsoft.com/office/drawing/2015/10/21/chartex" xmlns:cx3="http://schemas.microsoft.com/office/drawing/2016/5/9/chartex" xmlns:cx4="http://schemas.microsoft.com/office/drawing/2016/5/10/chartex" xmlns:cx5="http://schemas.microsoft.com/office/drawing/2016/5/11/chartex" xmlns:cx6="http://schemas.microsoft.com/office/drawing/2016/5/12/chartex" xmlns:cx7="http://schemas.microsoft.com/office/drawing/2016/5/13/chartex" xmlns:cx8="http://schemas.microsoft.com/office/drawing/2016/5/14/chartex" xmlns:mc="http://schemas.openxmlformats.org/markup-compatibility/2006" xmlns:aink="http://schemas.microsoft.com/office/drawing/2016/ink" xmlns:am3d="http://schemas.microsoft.com/office/drawing/2017/model3d" xmlns:o="urn:schemas-microsoft-com:office:office" xmlns:oel="http://schemas.microsoft.com/office/2019/extlst" xmlns:r="http://schemas.openxmlformats.org/officeDocument/2006/relationships" xmlns:m="http://schemas.openxmlformats.org/officeDocument/2006/math" xmlns:v="urn:schemas-microsoft-com:vml" xmlns:wp14="http://schemas.microsoft.com/office/word/2010/wordprocessingDrawing" xmlns:wp="http://schemas.openxmlformats.org/drawingml/2006/wordprocessingDrawing" xmlns:w10="urn:schemas-microsoft-com:office:word" xmlns:w="http://schemas.openxmlformats.org/wordprocessingml/2006/main" xmlns:w14="http://schemas.microsoft.com/office/word/2010/wordml" xmlns:w15="http://schemas.microsoft.com/office/word/2012/wordml" xmlns:w16cex="http://schemas.microsoft.com/office/word/2018/wordml/cex" xmlns:w16cid="http://schemas.microsoft.com/office/word/2016/wordml/cid" xmlns:w16="http://schemas.microsoft.com/office/word/2018/wordml" xmlns:w16du="http://schemas.microsoft.com/office/word/2023/wordml/word16du" xmlns:w16sdtdh="http://schemas.microsoft.com/office/word/2020/wordml/sdtdatahash" xmlns:w16sdtfl="http://schemas.microsoft.com/office/word/2024/wordml/sdtformatlock" xmlns:w16se="http://schemas.microsoft.com/office/word/2015/wordml/symex" xmlns:wpg="http://schemas.microsoft.com/office/word/2010/wordprocessingGroup" xmlns:wpi="http://schemas.microsoft.com/office/word/2010/wordprocessingInk" xmlns:wne="http://schemas.microsoft.com/office/word/2006/wordml" xmlns:wps="http://schemas.microsoft.com/office/word/2010/wordprocessingShape" mc:Ignorable="w14 w15 w16se w16cid w16 w16cex w16sdtdh w16sdtfl w16du wp14">
+<w:document xmlns:wpc="http://schemas.microsoft.com/office/word/2010/wordprocessingCanvas" xmlns:mc="http://schemas.openxmlformats.org/markup-compatibility/2006" xmlns:o="urn:schemas-microsoft-com:office:office" xmlns:r="http://schemas.openxmlformats.org/officeDocument/2006/relationships" xmlns:m="http://schemas.openxmlformats.org/officeDocument/2006/math" xmlns:v="urn:schemas-microsoft-com:vml" xmlns:wp14="http://schemas.microsoft.com/office/word/2010/wordprocessingDrawing" xmlns:wp="http://schemas.openxmlformats.org/drawingml/2006/wordprocessingDrawing" xmlns:w10="urn:schemas-microsoft-com:office:word" xmlns:w="http://schemas.openxmlformats.org/wordprocessingml/2006/main" xmlns:w14="http://schemas.microsoft.com/office/word/2010/wordml" xmlns:w15="http://schemas.microsoft.com/office/word/2012/wordml" xmlns:wpg="http://schemas.microsoft.com/office/word/2010/wordprocessingGroup" xmlns:wpi="http://schemas.microsoft.com/office/word/2010/wordprocessingInk" xmlns:wne="http://schemas.microsoft.com/office/word/2006/wordml" xmlns:wps="http://schemas.microsoft.com/office/word/2010/wordprocessingShape" mc:Ignorable="w14 w15 wp14">
   <w:body>
     <w:p>
       <w:pPr>
@@ -264,7 +264,25 @@
                 <w:b w:val="0"/>
                 <w:color w:val="595959"/>
               </w:rPr>
-              <w:t>Señale en la columna Rta. Correcta con una (x) de acuerdo con las opciones presentadas.</w:t>
+              <w:t xml:space="preserve">Señale en la columna </w:t>
+            </w:r>
+            <w:proofErr w:type="spellStart"/>
+            <w:r>
+              <w:rPr>
+                <w:rFonts w:ascii="Calibri" w:eastAsia="Calibri" w:hAnsi="Calibri" w:cs="Calibri"/>
+                <w:b w:val="0"/>
+                <w:color w:val="595959"/>
+              </w:rPr>
+              <w:t>Rta</w:t>
+            </w:r>
+            <w:proofErr w:type="spellEnd"/>
+            <w:r>
+              <w:rPr>
+                <w:rFonts w:ascii="Calibri" w:eastAsia="Calibri" w:hAnsi="Calibri" w:cs="Calibri"/>
+                <w:b w:val="0"/>
+                <w:color w:val="595959"/>
+              </w:rPr>
+              <w:t>. Correcta con una (x) de acuerdo con las opciones presentadas.</w:t>
             </w:r>
           </w:p>
           <w:p>
@@ -320,16 +338,61 @@
                 <w:b w:val="0"/>
                 <w:color w:val="595959"/>
               </w:rPr>
-              <w:t xml:space="preserve">Para sugerir este tipo de actividad tener presente equipo de Diseño Instruccional, que solo debe haber máximo doce opciones de pregunta y que cada campo tiene un límite de palabras permitidas para garantizar el </w:t>
+              <w:t>Pa</w:t>
             </w:r>
             <w:r>
               <w:rPr>
                 <w:rFonts w:ascii="Calibri" w:eastAsia="Calibri" w:hAnsi="Calibri" w:cs="Calibri"/>
                 <w:b w:val="0"/>
-                <w:i/>
-                <w:color w:val="595959"/>
-              </w:rPr>
-              <w:t>responsive web</w:t>
+                <w:color w:val="595959"/>
+              </w:rPr>
+              <w:t xml:space="preserve">ra sugerir este tipo de </w:t>
+            </w:r>
+            <w:proofErr w:type="spellStart"/>
+            <w:r>
+              <w:rPr>
+                <w:rFonts w:ascii="Calibri" w:eastAsia="Calibri" w:hAnsi="Calibri" w:cs="Calibri"/>
+                <w:b w:val="0"/>
+                <w:color w:val="595959"/>
+              </w:rPr>
+              <w:t>activid</w:t>
+            </w:r>
+            <w:r>
+              <w:rPr>
+                <w:rFonts w:ascii="Calibri" w:eastAsia="Calibri" w:hAnsi="Calibri" w:cs="Calibri"/>
+                <w:b w:val="0"/>
+                <w:color w:val="595959"/>
+              </w:rPr>
+              <w:t>d</w:t>
+            </w:r>
+            <w:proofErr w:type="spellEnd"/>
+            <w:r>
+              <w:rPr>
+                <w:rFonts w:ascii="Calibri" w:eastAsia="Calibri" w:hAnsi="Calibri" w:cs="Calibri"/>
+                <w:b w:val="0"/>
+                <w:color w:val="595959"/>
+              </w:rPr>
+              <w:t xml:space="preserve"> tener presente equipo de Diseño Instruccional, que solo debe haber máximo doce opciones de pregunta y que cada campo tiene un límite de palabras permitidas para garantizar el </w:t>
+            </w:r>
+            <w:proofErr w:type="spellStart"/>
+            <w:r>
+              <w:rPr>
+                <w:rFonts w:ascii="Calibri" w:eastAsia="Calibri" w:hAnsi="Calibri" w:cs="Calibri"/>
+                <w:b w:val="0"/>
+                <w:i/>
+                <w:color w:val="595959"/>
+              </w:rPr>
+              <w:t>responsive</w:t>
+            </w:r>
+            <w:proofErr w:type="spellEnd"/>
+            <w:r>
+              <w:rPr>
+                <w:rFonts w:ascii="Calibri" w:eastAsia="Calibri" w:hAnsi="Calibri" w:cs="Calibri"/>
+                <w:b w:val="0"/>
+                <w:i/>
+                <w:color w:val="595959"/>
+              </w:rPr>
+              <w:t xml:space="preserve"> web</w:t>
             </w:r>
             <w:r>
               <w:rPr>
@@ -563,23 +626,7 @@
                 <w:i/>
                 <w:color w:val="auto"/>
               </w:rPr>
-              <w:t xml:space="preserve">Dominando las </w:t>
-            </w:r>
-            <w:r>
-              <w:rPr>
-                <w:rFonts w:ascii="Calibri" w:eastAsia="Calibri" w:hAnsi="Calibri" w:cs="Calibri"/>
-                <w:i/>
-                <w:color w:val="auto"/>
-              </w:rPr>
-              <w:t>r</w:t>
-            </w:r>
-            <w:r>
-              <w:rPr>
-                <w:rFonts w:ascii="Calibri" w:eastAsia="Calibri" w:hAnsi="Calibri" w:cs="Calibri"/>
-                <w:i/>
-                <w:color w:val="auto"/>
-              </w:rPr>
-              <w:t>eservas</w:t>
+              <w:t>Tu reserva, nuestra prioridad.</w:t>
             </w:r>
           </w:p>
         </w:tc>
@@ -652,39 +699,23 @@
                 <w:i/>
                 <w:color w:val="auto"/>
               </w:rPr>
-              <w:t xml:space="preserve"> en el desarrollo de</w:t>
-            </w:r>
-            <w:r>
-              <w:rPr>
-                <w:rFonts w:ascii="Calibri" w:eastAsia="Calibri" w:hAnsi="Calibri" w:cs="Calibri"/>
-                <w:i/>
-                <w:color w:val="auto"/>
-              </w:rPr>
-              <w:t xml:space="preserve"> proceso</w:t>
-            </w:r>
-            <w:r>
-              <w:rPr>
-                <w:rFonts w:ascii="Calibri" w:eastAsia="Calibri" w:hAnsi="Calibri" w:cs="Calibri"/>
-                <w:i/>
-                <w:color w:val="auto"/>
-              </w:rPr>
-              <w:t xml:space="preserve">s </w:t>
-            </w:r>
-            <w:r>
-              <w:rPr>
-                <w:rFonts w:ascii="Calibri" w:eastAsia="Calibri" w:hAnsi="Calibri" w:cs="Calibri"/>
-                <w:i/>
-                <w:color w:val="auto"/>
-              </w:rPr>
-              <w:t xml:space="preserve"> para realizar una reserva en un establecimiento de alojamiento. </w:t>
-            </w:r>
-            <w:r>
-              <w:rPr>
-                <w:rFonts w:ascii="Calibri" w:eastAsia="Calibri" w:hAnsi="Calibri" w:cs="Calibri"/>
-                <w:i/>
-                <w:color w:val="auto"/>
-              </w:rPr>
               <w:t xml:space="preserve"> </w:t>
+            </w:r>
+            <w:r>
+              <w:rPr>
+                <w:rFonts w:ascii="Calibri" w:eastAsia="Calibri" w:hAnsi="Calibri" w:cs="Calibri"/>
+                <w:i/>
+                <w:color w:val="auto"/>
+              </w:rPr>
+              <w:t xml:space="preserve">del componente </w:t>
+            </w:r>
+            <w:r>
+              <w:rPr>
+                <w:rFonts w:ascii="Calibri" w:eastAsia="Calibri" w:hAnsi="Calibri" w:cs="Calibri"/>
+                <w:i/>
+                <w:color w:val="auto"/>
+              </w:rPr>
+              <w:t>Tu reserva, nuestra prioridad.</w:t>
             </w:r>
           </w:p>
         </w:tc>
@@ -1040,47 +1071,23 @@
                 <w:i/>
                 <w:color w:val="auto"/>
               </w:rPr>
-              <w:t>¡</w:t>
-            </w:r>
-            <w:r>
-              <w:rPr>
-                <w:rFonts w:ascii="Calibri" w:eastAsia="Calibri" w:hAnsi="Calibri" w:cs="Calibri"/>
-                <w:i/>
-                <w:color w:val="auto"/>
-              </w:rPr>
-              <w:t>Felicitaciones</w:t>
-            </w:r>
-            <w:r>
-              <w:rPr>
-                <w:rFonts w:ascii="Calibri" w:eastAsia="Calibri" w:hAnsi="Calibri" w:cs="Calibri"/>
-                <w:i/>
-                <w:color w:val="auto"/>
-              </w:rPr>
-              <w:t xml:space="preserve">! Ha captado con claridad los </w:t>
-            </w:r>
-            <w:r>
-              <w:rPr>
-                <w:rFonts w:ascii="Calibri" w:eastAsia="Calibri" w:hAnsi="Calibri" w:cs="Calibri"/>
-                <w:i/>
-                <w:color w:val="auto"/>
-              </w:rPr>
-              <w:t>conceptos en</w:t>
-            </w:r>
-            <w:r>
-              <w:rPr>
-                <w:rFonts w:ascii="Calibri" w:eastAsia="Calibri" w:hAnsi="Calibri" w:cs="Calibri"/>
-                <w:i/>
-                <w:color w:val="auto"/>
-              </w:rPr>
-              <w:t xml:space="preserve"> </w:t>
-            </w:r>
-            <w:r>
-              <w:rPr>
-                <w:rFonts w:ascii="Calibri" w:eastAsia="Calibri" w:hAnsi="Calibri" w:cs="Calibri"/>
-                <w:i/>
-                <w:color w:val="auto"/>
-              </w:rPr>
-              <w:t>Desarrollo de procesos de reserva en establecimientos de alojamiento.</w:t>
+              <w:t xml:space="preserve">¡Felicitaciones! Ha captado con claridad los conceptos del componente </w:t>
+            </w:r>
+            <w:r>
+              <w:rPr>
+                <w:rFonts w:ascii="Calibri" w:eastAsia="Calibri" w:hAnsi="Calibri" w:cs="Calibri"/>
+                <w:i/>
+                <w:color w:val="auto"/>
+              </w:rPr>
+              <w:t>t</w:t>
+            </w:r>
+            <w:r>
+              <w:rPr>
+                <w:rFonts w:ascii="Calibri" w:eastAsia="Calibri" w:hAnsi="Calibri" w:cs="Calibri"/>
+                <w:i/>
+                <w:color w:val="auto"/>
+              </w:rPr>
+              <w:t>u reserva, nuestra prioridad.</w:t>
             </w:r>
           </w:p>
         </w:tc>
@@ -1418,7 +1425,7 @@
                 <w:i/>
                 <w:color w:val="auto"/>
               </w:rPr>
-              <w:t>conceptos en</w:t>
+              <w:t>conceptos del</w:t>
             </w:r>
             <w:r>
               <w:rPr>
@@ -1434,7 +1441,7 @@
                 <w:i/>
                 <w:color w:val="auto"/>
               </w:rPr>
-              <w:t>Desarrollo de procesos de reserva en establecimientos de alojamiento.</w:t>
+              <w:t>componente tu reserva, nuestra prioridad.</w:t>
             </w:r>
           </w:p>
         </w:tc>
@@ -1781,7 +1788,15 @@
                 <w:i/>
                 <w:color w:val="auto"/>
               </w:rPr>
-              <w:t>Desarrollo de procesos de reserva en establecimientos de alojamiento.</w:t>
+              <w:t xml:space="preserve">Desarrollo </w:t>
+            </w:r>
+            <w:r>
+              <w:rPr>
+                <w:rFonts w:ascii="Calibri" w:eastAsia="Calibri" w:hAnsi="Calibri" w:cs="Calibri"/>
+                <w:i/>
+                <w:color w:val="auto"/>
+              </w:rPr>
+              <w:t>del componente tu reserva, nuestra prioridad.</w:t>
             </w:r>
           </w:p>
         </w:tc>
@@ -2135,7 +2150,15 @@
                 <w:i/>
                 <w:color w:val="auto"/>
               </w:rPr>
-              <w:t>Desarrollo de procesos de reserva en establecimientos de alojamiento.</w:t>
+              <w:t xml:space="preserve">Desarrollo </w:t>
+            </w:r>
+            <w:r>
+              <w:rPr>
+                <w:rFonts w:ascii="Calibri" w:eastAsia="Calibri" w:hAnsi="Calibri" w:cs="Calibri"/>
+                <w:i/>
+                <w:color w:val="auto"/>
+              </w:rPr>
+              <w:t>del componente tu reserva, nuestra prioridad.</w:t>
             </w:r>
           </w:p>
         </w:tc>
@@ -2250,6 +2273,7 @@
               </w:rPr>
               <w:t xml:space="preserve">El </w:t>
             </w:r>
+            <w:proofErr w:type="spellStart"/>
             <w:r>
               <w:rPr>
                 <w:rFonts w:ascii="Calibri" w:eastAsia="Calibri" w:hAnsi="Calibri" w:cs="Calibri"/>
@@ -2258,8 +2282,31 @@
                 <w:color w:val="auto"/>
                 <w:highlight w:val="cyan"/>
               </w:rPr>
-              <w:t>rooming list</w:t>
-            </w:r>
+              <w:t>rooming</w:t>
+            </w:r>
+            <w:proofErr w:type="spellEnd"/>
+            <w:r>
+              <w:rPr>
+                <w:rFonts w:ascii="Calibri" w:eastAsia="Calibri" w:hAnsi="Calibri" w:cs="Calibri"/>
+                <w:b/>
+                <w:i/>
+                <w:color w:val="auto"/>
+                <w:highlight w:val="cyan"/>
+              </w:rPr>
+              <w:t xml:space="preserve"> </w:t>
+            </w:r>
+            <w:proofErr w:type="spellStart"/>
+            <w:r>
+              <w:rPr>
+                <w:rFonts w:ascii="Calibri" w:eastAsia="Calibri" w:hAnsi="Calibri" w:cs="Calibri"/>
+                <w:b/>
+                <w:i/>
+                <w:color w:val="auto"/>
+                <w:highlight w:val="cyan"/>
+              </w:rPr>
+              <w:t>list</w:t>
+            </w:r>
+            <w:proofErr w:type="spellEnd"/>
             <w:r>
               <w:rPr>
                 <w:rFonts w:ascii="Calibri" w:eastAsia="Calibri" w:hAnsi="Calibri" w:cs="Calibri"/>
@@ -2504,7 +2551,15 @@
                 <w:i/>
                 <w:color w:val="auto"/>
               </w:rPr>
-              <w:t>Desarrollo de procesos de reserva en establecimientos de alojamiento.</w:t>
+              <w:t xml:space="preserve">Desarrollo </w:t>
+            </w:r>
+            <w:r>
+              <w:rPr>
+                <w:rFonts w:ascii="Calibri" w:eastAsia="Calibri" w:hAnsi="Calibri" w:cs="Calibri"/>
+                <w:i/>
+                <w:color w:val="auto"/>
+              </w:rPr>
+              <w:t>del componente tu reserva, nuestra prioridad.</w:t>
             </w:r>
           </w:p>
         </w:tc>
@@ -2619,6 +2674,7 @@
               </w:rPr>
               <w:t xml:space="preserve">El </w:t>
             </w:r>
+            <w:proofErr w:type="spellStart"/>
             <w:r>
               <w:rPr>
                 <w:rFonts w:ascii="Calibri" w:eastAsia="Calibri" w:hAnsi="Calibri" w:cs="Calibri"/>
@@ -2629,6 +2685,7 @@
               </w:rPr>
               <w:t>planning</w:t>
             </w:r>
+            <w:proofErr w:type="spellEnd"/>
             <w:r>
               <w:rPr>
                 <w:rFonts w:ascii="Calibri" w:eastAsia="Calibri" w:hAnsi="Calibri" w:cs="Calibri"/>
@@ -2866,7 +2923,15 @@
                 <w:i/>
                 <w:color w:val="auto"/>
               </w:rPr>
-              <w:t>Desarrollo de procesos de reserva en establecimientos de alojamiento.</w:t>
+              <w:t xml:space="preserve">Desarrollo </w:t>
+            </w:r>
+            <w:r>
+              <w:rPr>
+                <w:rFonts w:ascii="Calibri" w:eastAsia="Calibri" w:hAnsi="Calibri" w:cs="Calibri"/>
+                <w:i/>
+                <w:color w:val="auto"/>
+              </w:rPr>
+              <w:t>del componente tu reserva, nuestra prioridad.</w:t>
             </w:r>
           </w:p>
         </w:tc>
@@ -3217,7 +3282,15 @@
                 <w:i/>
                 <w:color w:val="auto"/>
               </w:rPr>
-              <w:t>Desarrollo de procesos de reserva en establecimientos de alojamiento.</w:t>
+              <w:t xml:space="preserve">Desarrollo </w:t>
+            </w:r>
+            <w:r>
+              <w:rPr>
+                <w:rFonts w:ascii="Calibri" w:eastAsia="Calibri" w:hAnsi="Calibri" w:cs="Calibri"/>
+                <w:i/>
+                <w:color w:val="auto"/>
+              </w:rPr>
+              <w:t>del componente tu reserva, nuestra prioridad.</w:t>
             </w:r>
           </w:p>
         </w:tc>
@@ -3578,7 +3651,7 @@
                 <w:i/>
                 <w:color w:val="auto"/>
               </w:rPr>
-              <w:t>conceptos en</w:t>
+              <w:t>conceptos</w:t>
             </w:r>
             <w:r>
               <w:rPr>
@@ -3594,7 +3667,7 @@
                 <w:i/>
                 <w:color w:val="auto"/>
               </w:rPr>
-              <w:t>Desarrollo de procesos de reserva en establecimientos de alojamiento.</w:t>
+              <w:t>del componente tu reserva, nuestra prioridad.</w:t>
             </w:r>
           </w:p>
         </w:tc>
@@ -3948,23 +4021,15 @@
                 <w:i/>
                 <w:color w:val="auto"/>
               </w:rPr>
-              <w:t>conceptos en</w:t>
-            </w:r>
-            <w:r>
-              <w:rPr>
-                <w:rFonts w:ascii="Calibri" w:eastAsia="Calibri" w:hAnsi="Calibri" w:cs="Calibri"/>
-                <w:i/>
-                <w:color w:val="auto"/>
-              </w:rPr>
-              <w:t xml:space="preserve"> </w:t>
-            </w:r>
-            <w:r>
-              <w:rPr>
-                <w:rFonts w:ascii="Calibri" w:eastAsia="Calibri" w:hAnsi="Calibri" w:cs="Calibri"/>
-                <w:i/>
-                <w:color w:val="auto"/>
-              </w:rPr>
-              <w:t>Desarrollo de procesos de reserva en establecimientos de alojamiento.</w:t>
+              <w:t xml:space="preserve">conceptos </w:t>
+            </w:r>
+            <w:r>
+              <w:rPr>
+                <w:rFonts w:ascii="Calibri" w:eastAsia="Calibri" w:hAnsi="Calibri" w:cs="Calibri"/>
+                <w:i/>
+                <w:color w:val="auto"/>
+              </w:rPr>
+              <w:t>del componente tu reserva, nuestra prioridad.</w:t>
             </w:r>
           </w:p>
         </w:tc>
@@ -4342,23 +4407,15 @@
                 <w:i/>
                 <w:color w:val="auto"/>
               </w:rPr>
-              <w:t>conceptos en</w:t>
-            </w:r>
-            <w:r>
-              <w:rPr>
-                <w:rFonts w:ascii="Calibri" w:eastAsia="Calibri" w:hAnsi="Calibri" w:cs="Calibri"/>
-                <w:i/>
-                <w:color w:val="auto"/>
-              </w:rPr>
-              <w:t xml:space="preserve"> </w:t>
-            </w:r>
-            <w:r>
-              <w:rPr>
-                <w:rFonts w:ascii="Calibri" w:eastAsia="Calibri" w:hAnsi="Calibri" w:cs="Calibri"/>
-                <w:i/>
-                <w:color w:val="auto"/>
-              </w:rPr>
-              <w:t>Desarrollo de procesos de reserva en establecimientos de alojamiento.</w:t>
+              <w:t xml:space="preserve">conceptos </w:t>
+            </w:r>
+            <w:r>
+              <w:rPr>
+                <w:rFonts w:ascii="Calibri" w:eastAsia="Calibri" w:hAnsi="Calibri" w:cs="Calibri"/>
+                <w:i/>
+                <w:color w:val="auto"/>
+              </w:rPr>
+              <w:t>del componente tu reserva, nuestra prioridad.</w:t>
             </w:r>
           </w:p>
         </w:tc>
@@ -4509,65 +4566,7 @@
                 <w:i/>
                 <w:color w:val="auto"/>
               </w:rPr>
-              <w:t xml:space="preserve">¡Excelente trabajo! </w:t>
-            </w:r>
-            <w:r>
-              <w:rPr>
-                <w:rFonts w:ascii="Calibri" w:eastAsia="Calibri" w:hAnsi="Calibri" w:cs="Calibri"/>
-                <w:i/>
-                <w:color w:val="auto"/>
-              </w:rPr>
-              <w:t xml:space="preserve">posee una buena </w:t>
-            </w:r>
-            <w:r>
-              <w:rPr>
-                <w:rFonts w:ascii="Calibri" w:eastAsia="Calibri" w:hAnsi="Calibri" w:cs="Calibri"/>
-                <w:i/>
-                <w:color w:val="auto"/>
-              </w:rPr>
-              <w:t>comprensión sobre los conceptos fundamentales para el desarrollo de la actividad dentro del área de reservas.</w:t>
-            </w:r>
-          </w:p>
-          <w:p>
-            <w:pPr>
-              <w:cnfStyle w:val="000000000000" w:firstRow="0" w:lastRow="0" w:firstColumn="0" w:lastColumn="0" w:oddVBand="0" w:evenVBand="0" w:oddHBand="0" w:evenHBand="0" w:firstRowFirstColumn="0" w:firstRowLastColumn="0" w:lastRowFirstColumn="0" w:lastRowLastColumn="0"/>
-              <w:rPr>
-                <w:rFonts w:ascii="Calibri" w:eastAsia="Calibri" w:hAnsi="Calibri" w:cs="Calibri"/>
-                <w:i/>
-                <w:color w:val="auto"/>
-              </w:rPr>
-            </w:pPr>
-            <w:r>
-              <w:rPr>
-                <w:rFonts w:ascii="Calibri" w:eastAsia="Calibri" w:hAnsi="Calibri" w:cs="Calibri"/>
-                <w:i/>
-                <w:color w:val="auto"/>
-              </w:rPr>
-              <w:t>¡Sig</w:t>
-            </w:r>
-            <w:r>
-              <w:rPr>
-                <w:rFonts w:ascii="Calibri" w:eastAsia="Calibri" w:hAnsi="Calibri" w:cs="Calibri"/>
-                <w:i/>
-                <w:color w:val="auto"/>
-              </w:rPr>
-              <w:t>a</w:t>
-            </w:r>
-            <w:r>
-              <w:rPr>
-                <w:rFonts w:ascii="Calibri" w:eastAsia="Calibri" w:hAnsi="Calibri" w:cs="Calibri"/>
-                <w:i/>
-                <w:color w:val="auto"/>
-              </w:rPr>
-              <w:t xml:space="preserve"> e</w:t>
-            </w:r>
-            <w:r>
-              <w:rPr>
-                <w:rFonts w:ascii="Calibri" w:eastAsia="Calibri" w:hAnsi="Calibri" w:cs="Calibri"/>
-                <w:i/>
-                <w:color w:val="auto"/>
-              </w:rPr>
-              <w:t>xplorando este fascinante mundo de la hotelería!.</w:t>
+              <w:t>¡Excelente trabajo! posee una buena comprensión sobre el componente tu reserva, nuestra prioridad.</w:t>
             </w:r>
           </w:p>
         </w:tc>
@@ -4783,9 +4782,7 @@
             </w:pPr>
             <w:r>
               <w:rPr>
-                <w:rFonts w:ascii="Calibri" w:eastAsia="Calibri" w:hAnsi="Calibri" w:cs="Calibri"/>
-                <w:b/>
-                <w:color w:val="595959"/>
+                <w:rFonts w:ascii="Calibri" w:hAnsi="Calibri" w:cs="Calibri"/>
               </w:rPr>
               <w:t>Responsable</w:t>
             </w:r>
@@ -4820,9 +4817,7 @@
             </w:pPr>
             <w:r>
               <w:rPr>
-                <w:rFonts w:ascii="Calibri" w:eastAsia="Calibri" w:hAnsi="Calibri" w:cs="Calibri"/>
-                <w:b/>
-                <w:color w:val="595959"/>
+                <w:rFonts w:ascii="Calibri" w:hAnsi="Calibri" w:cs="Calibri"/>
               </w:rPr>
               <w:t>Fecha</w:t>
             </w:r>
@@ -4860,6 +4855,12 @@
                 <w:color w:val="595959"/>
               </w:rPr>
             </w:pPr>
+            <w:r>
+              <w:rPr>
+                <w:rFonts w:ascii="Calibri" w:hAnsi="Calibri" w:cs="Calibri"/>
+              </w:rPr>
+              <w:t>Revisión evaluadora instruccional</w:t>
+            </w:r>
           </w:p>
         </w:tc>
         <w:tc>
@@ -4888,6 +4889,12 @@
                 <w:color w:val="595959"/>
               </w:rPr>
             </w:pPr>
+            <w:r>
+              <w:rPr>
+                <w:rFonts w:ascii="Calibri" w:hAnsi="Calibri" w:cs="Calibri"/>
+              </w:rPr>
+              <w:t>Laura Paola Gelvez Manosalva</w:t>
+            </w:r>
           </w:p>
         </w:tc>
         <w:tc>
@@ -4916,6 +4923,12 @@
                 <w:color w:val="595959"/>
               </w:rPr>
             </w:pPr>
+            <w:r>
+              <w:rPr>
+                <w:rFonts w:ascii="Calibri" w:hAnsi="Calibri" w:cs="Calibri"/>
+              </w:rPr>
+              <w:t>Julio 2025</w:t>
+            </w:r>
           </w:p>
         </w:tc>
       </w:tr>
@@ -4926,6 +4939,8 @@
           <w:rFonts w:ascii="Calibri" w:hAnsi="Calibri" w:cs="Calibri"/>
         </w:rPr>
       </w:pPr>
+      <w:bookmarkStart w:id="1" w:name="_GoBack"/>
+      <w:bookmarkEnd w:id="1"/>
     </w:p>
     <w:sectPr>
       <w:headerReference w:type="default" r:id="rId11"/>
@@ -4939,7 +4954,7 @@
 </file>
 
 <file path=word/endnotes.xml><?xml version="1.0" encoding="utf-8"?>
-<w:endnotes xmlns:wpc="http://schemas.microsoft.com/office/word/2010/wordprocessingCanvas" xmlns:cx="http://schemas.microsoft.com/office/drawing/2014/chartex" xmlns:cx1="http://schemas.microsoft.com/office/drawing/2015/9/8/chartex" xmlns:cx2="http://schemas.microsoft.com/office/drawing/2015/10/21/chartex" xmlns:cx3="http://schemas.microsoft.com/office/drawing/2016/5/9/chartex" xmlns:cx4="http://schemas.microsoft.com/office/drawing/2016/5/10/chartex" xmlns:cx5="http://schemas.microsoft.com/office/drawing/2016/5/11/chartex" xmlns:cx6="http://schemas.microsoft.com/office/drawing/2016/5/12/chartex" xmlns:cx7="http://schemas.microsoft.com/office/drawing/2016/5/13/chartex" xmlns:cx8="http://schemas.microsoft.com/office/drawing/2016/5/14/chartex" xmlns:mc="http://schemas.openxmlformats.org/markup-compatibility/2006" xmlns:aink="http://schemas.microsoft.com/office/drawing/2016/ink" xmlns:am3d="http://schemas.microsoft.com/office/drawing/2017/model3d" xmlns:o="urn:schemas-microsoft-com:office:office" xmlns:oel="http://schemas.microsoft.com/office/2019/extlst" xmlns:r="http://schemas.openxmlformats.org/officeDocument/2006/relationships" xmlns:m="http://schemas.openxmlformats.org/officeDocument/2006/math" xmlns:v="urn:schemas-microsoft-com:vml" xmlns:wp14="http://schemas.microsoft.com/office/word/2010/wordprocessingDrawing" xmlns:wp="http://schemas.openxmlformats.org/drawingml/2006/wordprocessingDrawing" xmlns:w10="urn:schemas-microsoft-com:office:word" xmlns:w="http://schemas.openxmlformats.org/wordprocessingml/2006/main" xmlns:w14="http://schemas.microsoft.com/office/word/2010/wordml" xmlns:w15="http://schemas.microsoft.com/office/word/2012/wordml" xmlns:w16cex="http://schemas.microsoft.com/office/word/2018/wordml/cex" xmlns:w16cid="http://schemas.microsoft.com/office/word/2016/wordml/cid" xmlns:w16="http://schemas.microsoft.com/office/word/2018/wordml" xmlns:w16du="http://schemas.microsoft.com/office/word/2023/wordml/word16du" xmlns:w16sdtdh="http://schemas.microsoft.com/office/word/2020/wordml/sdtdatahash" xmlns:w16sdtfl="http://schemas.microsoft.com/office/word/2024/wordml/sdtformatlock" xmlns:w16se="http://schemas.microsoft.com/office/word/2015/wordml/symex" xmlns:wpg="http://schemas.microsoft.com/office/word/2010/wordprocessingGroup" xmlns:wpi="http://schemas.microsoft.com/office/word/2010/wordprocessingInk" xmlns:wne="http://schemas.microsoft.com/office/word/2006/wordml" xmlns:wps="http://schemas.microsoft.com/office/word/2010/wordprocessingShape" mc:Ignorable="w14 w15 w16se w16cid w16 w16cex w16sdtdh w16sdtfl w16du wp14">
+<w:endnotes xmlns:wpc="http://schemas.microsoft.com/office/word/2010/wordprocessingCanvas" xmlns:mc="http://schemas.openxmlformats.org/markup-compatibility/2006" xmlns:o="urn:schemas-microsoft-com:office:office" xmlns:r="http://schemas.openxmlformats.org/officeDocument/2006/relationships" xmlns:m="http://schemas.openxmlformats.org/officeDocument/2006/math" xmlns:v="urn:schemas-microsoft-com:vml" xmlns:wp14="http://schemas.microsoft.com/office/word/2010/wordprocessingDrawing" xmlns:wp="http://schemas.openxmlformats.org/drawingml/2006/wordprocessingDrawing" xmlns:w10="urn:schemas-microsoft-com:office:word" xmlns:w="http://schemas.openxmlformats.org/wordprocessingml/2006/main" xmlns:w14="http://schemas.microsoft.com/office/word/2010/wordml" xmlns:w15="http://schemas.microsoft.com/office/word/2012/wordml" xmlns:wpg="http://schemas.microsoft.com/office/word/2010/wordprocessingGroup" xmlns:wpi="http://schemas.microsoft.com/office/word/2010/wordprocessingInk" xmlns:wne="http://schemas.microsoft.com/office/word/2006/wordml" xmlns:wps="http://schemas.microsoft.com/office/word/2010/wordprocessingShape" mc:Ignorable="w14 w15 wp14">
   <w:endnote w:type="separator" w:id="-1">
     <w:p>
       <w:pPr>
@@ -4964,7 +4979,7 @@
 </file>
 
 <file path=word/footnotes.xml><?xml version="1.0" encoding="utf-8"?>
-<w:footnotes xmlns:wpc="http://schemas.microsoft.com/office/word/2010/wordprocessingCanvas" xmlns:cx="http://schemas.microsoft.com/office/drawing/2014/chartex" xmlns:cx1="http://schemas.microsoft.com/office/drawing/2015/9/8/chartex" xmlns:cx2="http://schemas.microsoft.com/office/drawing/2015/10/21/chartex" xmlns:cx3="http://schemas.microsoft.com/office/drawing/2016/5/9/chartex" xmlns:cx4="http://schemas.microsoft.com/office/drawing/2016/5/10/chartex" xmlns:cx5="http://schemas.microsoft.com/office/drawing/2016/5/11/chartex" xmlns:cx6="http://schemas.microsoft.com/office/drawing/2016/5/12/chartex" xmlns:cx7="http://schemas.microsoft.com/office/drawing/2016/5/13/chartex" xmlns:cx8="http://schemas.microsoft.com/office/drawing/2016/5/14/chartex" xmlns:mc="http://schemas.openxmlformats.org/markup-compatibility/2006" xmlns:aink="http://schemas.microsoft.com/office/drawing/2016/ink" xmlns:am3d="http://schemas.microsoft.com/office/drawing/2017/model3d" xmlns:o="urn:schemas-microsoft-com:office:office" xmlns:oel="http://schemas.microsoft.com/office/2019/extlst" xmlns:r="http://schemas.openxmlformats.org/officeDocument/2006/relationships" xmlns:m="http://schemas.openxmlformats.org/officeDocument/2006/math" xmlns:v="urn:schemas-microsoft-com:vml" xmlns:wp14="http://schemas.microsoft.com/office/word/2010/wordprocessingDrawing" xmlns:wp="http://schemas.openxmlformats.org/drawingml/2006/wordprocessingDrawing" xmlns:w10="urn:schemas-microsoft-com:office:word" xmlns:w="http://schemas.openxmlformats.org/wordprocessingml/2006/main" xmlns:w14="http://schemas.microsoft.com/office/word/2010/wordml" xmlns:w15="http://schemas.microsoft.com/office/word/2012/wordml" xmlns:w16cex="http://schemas.microsoft.com/office/word/2018/wordml/cex" xmlns:w16cid="http://schemas.microsoft.com/office/word/2016/wordml/cid" xmlns:w16="http://schemas.microsoft.com/office/word/2018/wordml" xmlns:w16du="http://schemas.microsoft.com/office/word/2023/wordml/word16du" xmlns:w16sdtdh="http://schemas.microsoft.com/office/word/2020/wordml/sdtdatahash" xmlns:w16sdtfl="http://schemas.microsoft.com/office/word/2024/wordml/sdtformatlock" xmlns:w16se="http://schemas.microsoft.com/office/word/2015/wordml/symex" xmlns:wpg="http://schemas.microsoft.com/office/word/2010/wordprocessingGroup" xmlns:wpi="http://schemas.microsoft.com/office/word/2010/wordprocessingInk" xmlns:wne="http://schemas.microsoft.com/office/word/2006/wordml" xmlns:wps="http://schemas.microsoft.com/office/word/2010/wordprocessingShape" mc:Ignorable="w14 w15 w16se w16cid w16 w16cex w16sdtdh w16sdtfl w16du wp14">
+<w:footnotes xmlns:wpc="http://schemas.microsoft.com/office/word/2010/wordprocessingCanvas" xmlns:mc="http://schemas.openxmlformats.org/markup-compatibility/2006" xmlns:o="urn:schemas-microsoft-com:office:office" xmlns:r="http://schemas.openxmlformats.org/officeDocument/2006/relationships" xmlns:m="http://schemas.openxmlformats.org/officeDocument/2006/math" xmlns:v="urn:schemas-microsoft-com:vml" xmlns:wp14="http://schemas.microsoft.com/office/word/2010/wordprocessingDrawing" xmlns:wp="http://schemas.openxmlformats.org/drawingml/2006/wordprocessingDrawing" xmlns:w10="urn:schemas-microsoft-com:office:word" xmlns:w="http://schemas.openxmlformats.org/wordprocessingml/2006/main" xmlns:w14="http://schemas.microsoft.com/office/word/2010/wordml" xmlns:w15="http://schemas.microsoft.com/office/word/2012/wordml" xmlns:wpg="http://schemas.microsoft.com/office/word/2010/wordprocessingGroup" xmlns:wpi="http://schemas.microsoft.com/office/word/2010/wordprocessingInk" xmlns:wne="http://schemas.microsoft.com/office/word/2006/wordml" xmlns:wps="http://schemas.microsoft.com/office/word/2010/wordprocessingShape" mc:Ignorable="w14 w15 wp14">
   <w:footnote w:type="separator" w:id="-1">
     <w:p>
       <w:pPr>
@@ -4989,7 +5004,7 @@
 </file>
 
 <file path=word/header1.xml><?xml version="1.0" encoding="utf-8"?>
-<w:hdr xmlns:wpc="http://schemas.microsoft.com/office/word/2010/wordprocessingCanvas" xmlns:cx="http://schemas.microsoft.com/office/drawing/2014/chartex" xmlns:cx1="http://schemas.microsoft.com/office/drawing/2015/9/8/chartex" xmlns:cx2="http://schemas.microsoft.com/office/drawing/2015/10/21/chartex" xmlns:cx3="http://schemas.microsoft.com/office/drawing/2016/5/9/chartex" xmlns:cx4="http://schemas.microsoft.com/office/drawing/2016/5/10/chartex" xmlns:cx5="http://schemas.microsoft.com/office/drawing/2016/5/11/chartex" xmlns:cx6="http://schemas.microsoft.com/office/drawing/2016/5/12/chartex" xmlns:cx7="http://schemas.microsoft.com/office/drawing/2016/5/13/chartex" xmlns:cx8="http://schemas.microsoft.com/office/drawing/2016/5/14/chartex" xmlns:mc="http://schemas.openxmlformats.org/markup-compatibility/2006" xmlns:aink="http://schemas.microsoft.com/office/drawing/2016/ink" xmlns:am3d="http://schemas.microsoft.com/office/drawing/2017/model3d" xmlns:o="urn:schemas-microsoft-com:office:office" xmlns:oel="http://schemas.microsoft.com/office/2019/extlst" xmlns:r="http://schemas.openxmlformats.org/officeDocument/2006/relationships" xmlns:m="http://schemas.openxmlformats.org/officeDocument/2006/math" xmlns:v="urn:schemas-microsoft-com:vml" xmlns:wp14="http://schemas.microsoft.com/office/word/2010/wordprocessingDrawing" xmlns:wp="http://schemas.openxmlformats.org/drawingml/2006/wordprocessingDrawing" xmlns:w10="urn:schemas-microsoft-com:office:word" xmlns:w="http://schemas.openxmlformats.org/wordprocessingml/2006/main" xmlns:w14="http://schemas.microsoft.com/office/word/2010/wordml" xmlns:w15="http://schemas.microsoft.com/office/word/2012/wordml" xmlns:w16cex="http://schemas.microsoft.com/office/word/2018/wordml/cex" xmlns:w16cid="http://schemas.microsoft.com/office/word/2016/wordml/cid" xmlns:w16="http://schemas.microsoft.com/office/word/2018/wordml" xmlns:w16du="http://schemas.microsoft.com/office/word/2023/wordml/word16du" xmlns:w16sdtdh="http://schemas.microsoft.com/office/word/2020/wordml/sdtdatahash" xmlns:w16sdtfl="http://schemas.microsoft.com/office/word/2024/wordml/sdtformatlock" xmlns:w16se="http://schemas.microsoft.com/office/word/2015/wordml/symex" xmlns:wpg="http://schemas.microsoft.com/office/word/2010/wordprocessingGroup" xmlns:wpi="http://schemas.microsoft.com/office/word/2010/wordprocessingInk" xmlns:wne="http://schemas.microsoft.com/office/word/2006/wordml" xmlns:wps="http://schemas.microsoft.com/office/word/2010/wordprocessingShape" mc:Ignorable="w14 w15 w16se w16cid w16 w16cex w16sdtdh w16sdtfl w16du wp14">
+<w:hdr xmlns:wpc="http://schemas.microsoft.com/office/word/2010/wordprocessingCanvas" xmlns:mc="http://schemas.openxmlformats.org/markup-compatibility/2006" xmlns:o="urn:schemas-microsoft-com:office:office" xmlns:r="http://schemas.openxmlformats.org/officeDocument/2006/relationships" xmlns:m="http://schemas.openxmlformats.org/officeDocument/2006/math" xmlns:v="urn:schemas-microsoft-com:vml" xmlns:wp14="http://schemas.microsoft.com/office/word/2010/wordprocessingDrawing" xmlns:wp="http://schemas.openxmlformats.org/drawingml/2006/wordprocessingDrawing" xmlns:w10="urn:schemas-microsoft-com:office:word" xmlns:w="http://schemas.openxmlformats.org/wordprocessingml/2006/main" xmlns:w14="http://schemas.microsoft.com/office/word/2010/wordml" xmlns:w15="http://schemas.microsoft.com/office/word/2012/wordml" xmlns:wpg="http://schemas.microsoft.com/office/word/2010/wordprocessingGroup" xmlns:wpi="http://schemas.microsoft.com/office/word/2010/wordprocessingInk" xmlns:wne="http://schemas.microsoft.com/office/word/2006/wordml" xmlns:wps="http://schemas.microsoft.com/office/word/2010/wordprocessingShape" mc:Ignorable="w14 w15 wp14">
   <w:p>
     <w:pPr>
       <w:pBdr>
@@ -5138,7 +5153,7 @@
             </wp:anchor>
           </w:drawing>
         </mc:Choice>
-        <mc:Fallback>
+        <mc:Fallback xmlns:w16se="http://schemas.microsoft.com/office/word/2015/wordml/symex" xmlns:w16sdtfl="http://schemas.microsoft.com/office/word/2024/wordml/sdtformatlock" xmlns:w16sdtdh="http://schemas.microsoft.com/office/word/2020/wordml/sdtdatahash" xmlns:w16du="http://schemas.microsoft.com/office/word/2023/wordml/word16du" xmlns:w16="http://schemas.microsoft.com/office/word/2018/wordml" xmlns:w16cid="http://schemas.microsoft.com/office/word/2016/wordml/cid" xmlns:w16cex="http://schemas.microsoft.com/office/word/2018/wordml/cex" xmlns:oel="http://schemas.microsoft.com/office/2019/extlst" xmlns:am3d="http://schemas.microsoft.com/office/drawing/2017/model3d" xmlns:aink="http://schemas.microsoft.com/office/drawing/2016/ink" xmlns:cx8="http://schemas.microsoft.com/office/drawing/2016/5/14/chartex" xmlns:cx7="http://schemas.microsoft.com/office/drawing/2016/5/13/chartex" xmlns:cx6="http://schemas.microsoft.com/office/drawing/2016/5/12/chartex" xmlns:cx5="http://schemas.microsoft.com/office/drawing/2016/5/11/chartex" xmlns:cx4="http://schemas.microsoft.com/office/drawing/2016/5/10/chartex" xmlns:cx3="http://schemas.microsoft.com/office/drawing/2016/5/9/chartex" xmlns:cx2="http://schemas.microsoft.com/office/drawing/2015/10/21/chartex" xmlns:cx1="http://schemas.microsoft.com/office/drawing/2015/9/8/chartex" xmlns:cx="http://schemas.microsoft.com/office/drawing/2014/chartex">
           <w:pict>
             <v:rect w14:anchorId="4CD7B852" id="Rectángulo 1" o:spid="_x0000_s1026" style="position:absolute;margin-left:-54pt;margin-top:-14.4pt;width:460.5pt;height:112.3pt;z-index:251659264;visibility:visible;mso-wrap-style:square;mso-wrap-distance-left:9pt;mso-wrap-distance-top:3.6pt;mso-wrap-distance-right:9pt;mso-wrap-distance-bottom:3.6pt;mso-position-horizontal:absolute;mso-position-horizontal-relative:text;mso-position-vertical:absolute;mso-position-vertical-relative:text;v-text-anchor:top" o:gfxdata="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" filled="f" stroked="f">
               <v:textbox inset="2.53958mm,1.2694mm,2.53958mm,1.2694mm">
@@ -5188,7 +5203,7 @@
 </file>
 
 <file path=word/numbering.xml><?xml version="1.0" encoding="utf-8"?>
-<w:numbering xmlns:wpc="http://schemas.microsoft.com/office/word/2010/wordprocessingCanvas" xmlns:cx="http://schemas.microsoft.com/office/drawing/2014/chartex" xmlns:cx1="http://schemas.microsoft.com/office/drawing/2015/9/8/chartex" xmlns:cx2="http://schemas.microsoft.com/office/drawing/2015/10/21/chartex" xmlns:cx3="http://schemas.microsoft.com/office/drawing/2016/5/9/chartex" xmlns:cx4="http://schemas.microsoft.com/office/drawing/2016/5/10/chartex" xmlns:cx5="http://schemas.microsoft.com/office/drawing/2016/5/11/chartex" xmlns:cx6="http://schemas.microsoft.com/office/drawing/2016/5/12/chartex" xmlns:cx7="http://schemas.microsoft.com/office/drawing/2016/5/13/chartex" xmlns:cx8="http://schemas.microsoft.com/office/drawing/2016/5/14/chartex" xmlns:mc="http://schemas.openxmlformats.org/markup-compatibility/2006" xmlns:aink="http://schemas.microsoft.com/office/drawing/2016/ink" xmlns:am3d="http://schemas.microsoft.com/office/drawing/2017/model3d" xmlns:o="urn:schemas-microsoft-com:office:office" xmlns:oel="http://schemas.microsoft.com/office/2019/extlst" xmlns:r="http://schemas.openxmlformats.org/officeDocument/2006/relationships" xmlns:m="http://schemas.openxmlformats.org/officeDocument/2006/math" xmlns:v="urn:schemas-microsoft-com:vml" xmlns:wp14="http://schemas.microsoft.com/office/word/2010/wordprocessingDrawing" xmlns:wp="http://schemas.openxmlformats.org/drawingml/2006/wordprocessingDrawing" xmlns:w10="urn:schemas-microsoft-com:office:word" xmlns:w="http://schemas.openxmlformats.org/wordprocessingml/2006/main" xmlns:w14="http://schemas.microsoft.com/office/word/2010/wordml" xmlns:w15="http://schemas.microsoft.com/office/word/2012/wordml" xmlns:w16cex="http://schemas.microsoft.com/office/word/2018/wordml/cex" xmlns:w16cid="http://schemas.microsoft.com/office/word/2016/wordml/cid" xmlns:w16="http://schemas.microsoft.com/office/word/2018/wordml" xmlns:w16du="http://schemas.microsoft.com/office/word/2023/wordml/word16du" xmlns:w16sdtdh="http://schemas.microsoft.com/office/word/2020/wordml/sdtdatahash" xmlns:w16sdtfl="http://schemas.microsoft.com/office/word/2024/wordml/sdtformatlock" xmlns:w16se="http://schemas.microsoft.com/office/word/2015/wordml/symex" xmlns:wpg="http://schemas.microsoft.com/office/word/2010/wordprocessingGroup" xmlns:wpi="http://schemas.microsoft.com/office/word/2010/wordprocessingInk" xmlns:wne="http://schemas.microsoft.com/office/word/2006/wordml" xmlns:wps="http://schemas.microsoft.com/office/word/2010/wordprocessingShape" mc:Ignorable="w14 w15 w16se w16cid w16 w16cex w16sdtdh w16sdtfl w16du wp14">
+<w:numbering xmlns:wpc="http://schemas.microsoft.com/office/word/2010/wordprocessingCanvas" xmlns:mc="http://schemas.openxmlformats.org/markup-compatibility/2006" xmlns:o="urn:schemas-microsoft-com:office:office" xmlns:r="http://schemas.openxmlformats.org/officeDocument/2006/relationships" xmlns:m="http://schemas.openxmlformats.org/officeDocument/2006/math" xmlns:v="urn:schemas-microsoft-com:vml" xmlns:wp14="http://schemas.microsoft.com/office/word/2010/wordprocessingDrawing" xmlns:wp="http://schemas.openxmlformats.org/drawingml/2006/wordprocessingDrawing" xmlns:w10="urn:schemas-microsoft-com:office:word" xmlns:w="http://schemas.openxmlformats.org/wordprocessingml/2006/main" xmlns:w14="http://schemas.microsoft.com/office/word/2010/wordml" xmlns:w15="http://schemas.microsoft.com/office/word/2012/wordml" xmlns:wpg="http://schemas.microsoft.com/office/word/2010/wordprocessingGroup" xmlns:wpi="http://schemas.microsoft.com/office/word/2010/wordprocessingInk" xmlns:wne="http://schemas.microsoft.com/office/word/2006/wordml" xmlns:wps="http://schemas.microsoft.com/office/word/2010/wordprocessingShape" mc:Ignorable="w14 w15 wp14">
   <w:abstractNum w:abstractNumId="0" w15:restartNumberingAfterBreak="0">
     <w:nsid w:val="2A4E3351"/>
     <w:multiLevelType w:val="hybridMultilevel"/>
@@ -5415,17 +5430,17 @@
       </w:rPr>
     </w:lvl>
   </w:abstractNum>
-  <w:num w:numId="1" w16cid:durableId="317269105">
+  <w:num w:numId="1">
     <w:abstractNumId w:val="1"/>
   </w:num>
-  <w:num w:numId="2" w16cid:durableId="166214825">
+  <w:num w:numId="2">
     <w:abstractNumId w:val="0"/>
   </w:num>
 </w:numbering>
 </file>
 
 <file path=word/styles.xml><?xml version="1.0" encoding="utf-8"?>
-<w:styles xmlns:mc="http://schemas.openxmlformats.org/markup-compatibility/2006" xmlns:r="http://schemas.openxmlformats.org/officeDocument/2006/relationships" xmlns:w="http://schemas.openxmlformats.org/wordprocessingml/2006/main" xmlns:w14="http://schemas.microsoft.com/office/word/2010/wordml" xmlns:w15="http://schemas.microsoft.com/office/word/2012/wordml" xmlns:w16cex="http://schemas.microsoft.com/office/word/2018/wordml/cex" xmlns:w16cid="http://schemas.microsoft.com/office/word/2016/wordml/cid" xmlns:w16="http://schemas.microsoft.com/office/word/2018/wordml" xmlns:w16du="http://schemas.microsoft.com/office/word/2023/wordml/word16du" xmlns:w16sdtdh="http://schemas.microsoft.com/office/word/2020/wordml/sdtdatahash" xmlns:w16sdtfl="http://schemas.microsoft.com/office/word/2024/wordml/sdtformatlock" xmlns:w16se="http://schemas.microsoft.com/office/word/2015/wordml/symex" mc:Ignorable="w14 w15 w16se w16cid w16 w16cex w16sdtdh w16sdtfl w16du">
+<w:styles xmlns:mc="http://schemas.openxmlformats.org/markup-compatibility/2006" xmlns:r="http://schemas.openxmlformats.org/officeDocument/2006/relationships" xmlns:w="http://schemas.openxmlformats.org/wordprocessingml/2006/main" xmlns:w14="http://schemas.microsoft.com/office/word/2010/wordml" xmlns:w15="http://schemas.microsoft.com/office/word/2012/wordml" mc:Ignorable="w14 w15">
   <w:docDefaults>
     <w:rPrDefault>
       <w:rPr>
@@ -5441,7 +5456,7 @@
       </w:pPr>
     </w:pPrDefault>
   </w:docDefaults>
-  <w:latentStyles w:defLockedState="0" w:defUIPriority="99" w:defSemiHidden="0" w:defUnhideWhenUsed="0" w:defQFormat="0" w:count="376">
+  <w:latentStyles w:defLockedState="0" w:defUIPriority="99" w:defSemiHidden="0" w:defUnhideWhenUsed="0" w:defQFormat="0" w:count="371">
     <w:lsdException w:name="Normal" w:uiPriority="0" w:qFormat="1"/>
     <w:lsdException w:name="heading 1" w:uiPriority="9" w:qFormat="1"/>
     <w:lsdException w:name="heading 2" w:semiHidden="1" w:uiPriority="9" w:unhideWhenUsed="1" w:qFormat="1"/>
@@ -5813,11 +5828,6 @@
     <w:lsdException w:name="List Table 5 Dark Accent 6" w:uiPriority="50"/>
     <w:lsdException w:name="List Table 6 Colorful Accent 6" w:uiPriority="51"/>
     <w:lsdException w:name="List Table 7 Colorful Accent 6" w:uiPriority="52"/>
-    <w:lsdException w:name="Mention" w:semiHidden="1" w:unhideWhenUsed="1"/>
-    <w:lsdException w:name="Smart Hyperlink" w:semiHidden="1" w:unhideWhenUsed="1"/>
-    <w:lsdException w:name="Hashtag" w:semiHidden="1" w:unhideWhenUsed="1"/>
-    <w:lsdException w:name="Unresolved Mention" w:semiHidden="1" w:unhideWhenUsed="1"/>
-    <w:lsdException w:name="Smart Link" w:semiHidden="1" w:unhideWhenUsed="1"/>
   </w:latentStyles>
   <w:style w:type="paragraph" w:default="1" w:styleId="Normal">
     <w:name w:val="Normal"/>
@@ -5974,7 +5984,7 @@
       </w:tblCellMar>
     </w:tblPr>
   </w:style>
-  <w:style w:type="paragraph" w:styleId="Ttulo">
+  <w:style w:type="paragraph" w:styleId="Puesto">
     <w:name w:val="Title"/>
     <w:basedOn w:val="Normal"/>
     <w:next w:val="Normal"/>
@@ -6541,12 +6551,14 @@
 </file>
 
 <file path=customXml/item1.xml><?xml version="1.0" encoding="utf-8"?>
-<?mso-contentType ?>
-<FormTemplates xmlns="http://schemas.microsoft.com/sharepoint/v3/contenttype/forms">
-  <Display>DocumentLibraryForm</Display>
-  <Edit>DocumentLibraryForm</Edit>
-  <New>DocumentLibraryForm</New>
-</FormTemplates>
+<p:properties xmlns:p="http://schemas.microsoft.com/office/2006/metadata/properties" xmlns:xsi="http://www.w3.org/2001/XMLSchema-instance" xmlns:pc="http://schemas.microsoft.com/office/infopath/2007/PartnerControls">
+  <documentManagement>
+    <TaxCatchAll xmlns="cb45339b-ced9-4d0d-8f64-77573914d53b" xsi:nil="true"/>
+    <lcf76f155ced4ddcb4097134ff3c332f xmlns="43a3ca16-9c26-4813-b83f-4aec9927b43f">
+      <Terms xmlns="http://schemas.microsoft.com/office/infopath/2007/PartnerControls"/>
+    </lcf76f155ced4ddcb4097134ff3c332f>
+  </documentManagement>
+</p:properties>
 </file>
 
 <file path=customXml/item2.xml><?xml version="1.0" encoding="utf-8"?>
@@ -6785,29 +6797,15 @@
 </file>
 
 <file path=customXml/item3.xml><?xml version="1.0" encoding="utf-8"?>
-<p:properties xmlns:p="http://schemas.microsoft.com/office/2006/metadata/properties" xmlns:xsi="http://www.w3.org/2001/XMLSchema-instance" xmlns:pc="http://schemas.microsoft.com/office/infopath/2007/PartnerControls">
-  <documentManagement>
-    <TaxCatchAll xmlns="cb45339b-ced9-4d0d-8f64-77573914d53b" xsi:nil="true"/>
-    <lcf76f155ced4ddcb4097134ff3c332f xmlns="43a3ca16-9c26-4813-b83f-4aec9927b43f">
-      <Terms xmlns="http://schemas.microsoft.com/office/infopath/2007/PartnerControls"/>
-    </lcf76f155ced4ddcb4097134ff3c332f>
-  </documentManagement>
-</p:properties>
+<?mso-contentType ?>
+<FormTemplates xmlns="http://schemas.microsoft.com/sharepoint/v3/contenttype/forms">
+  <Display>DocumentLibraryForm</Display>
+  <Edit>DocumentLibraryForm</Edit>
+  <New>DocumentLibraryForm</New>
+</FormTemplates>
 </file>
 
 <file path=customXml/itemProps1.xml><?xml version="1.0" encoding="utf-8"?>
-<ds:datastoreItem xmlns:ds="http://schemas.openxmlformats.org/officeDocument/2006/customXml" ds:itemID="{D91356B1-0FB8-448B-A74D-2FF735E0C29A}">
-  <ds:schemaRefs>
-    <ds:schemaRef ds:uri="http://schemas.microsoft.com/sharepoint/v3/contenttype/forms"/>
-  </ds:schemaRefs>
-</ds:datastoreItem>
-</file>
-
-<file path=customXml/itemProps2.xml><?xml version="1.0" encoding="utf-8"?>
-<ds:datastoreItem xmlns:ds="http://schemas.openxmlformats.org/officeDocument/2006/customXml" ds:itemID="{96EBD197-2667-4BE9-B820-A06C0781843C}"/>
-</file>
-
-<file path=customXml/itemProps3.xml><?xml version="1.0" encoding="utf-8"?>
 <ds:datastoreItem xmlns:ds="http://schemas.openxmlformats.org/officeDocument/2006/customXml" ds:itemID="{29AB67F1-8FF3-4B7A-94A8-FAC388E5205B}">
   <ds:schemaRefs>
     <ds:schemaRef ds:uri="http://schemas.microsoft.com/office/2006/metadata/properties"/>
@@ -6816,4 +6814,31 @@
     <ds:schemaRef ds:uri="43a3ca16-9c26-4813-b83f-4aec9927b43f"/>
   </ds:schemaRefs>
 </ds:datastoreItem>
+</file>
+
+<file path=customXml/itemProps2.xml><?xml version="1.0" encoding="utf-8"?>
+<ds:datastoreItem xmlns:ds="http://schemas.openxmlformats.org/officeDocument/2006/customXml" ds:itemID="{96EBD197-2667-4BE9-B820-A06C0781843C}">
+  <ds:schemaRefs>
+    <ds:schemaRef ds:uri="http://schemas.microsoft.com/office/2006/metadata/contentType"/>
+    <ds:schemaRef ds:uri="http://schemas.microsoft.com/office/2006/metadata/properties/metaAttributes"/>
+    <ds:schemaRef ds:uri="http://www.w3.org/2001/XMLSchema"/>
+    <ds:schemaRef ds:uri="http://schemas.microsoft.com/office/2006/metadata/properties"/>
+    <ds:schemaRef ds:uri="cb45339b-ced9-4d0d-8f64-77573914d53b"/>
+    <ds:schemaRef ds:uri="43a3ca16-9c26-4813-b83f-4aec9927b43f"/>
+    <ds:schemaRef ds:uri="http://schemas.microsoft.com/office/2006/documentManagement/types"/>
+    <ds:schemaRef ds:uri="http://schemas.microsoft.com/office/infopath/2007/PartnerControls"/>
+    <ds:schemaRef ds:uri="http://schemas.openxmlformats.org/package/2006/metadata/core-properties"/>
+    <ds:schemaRef ds:uri="http://purl.org/dc/elements/1.1/"/>
+    <ds:schemaRef ds:uri="http://purl.org/dc/terms/"/>
+    <ds:schemaRef ds:uri="http://schemas.microsoft.com/internal/obd"/>
+  </ds:schemaRefs>
+</ds:datastoreItem>
+</file>
+
+<file path=customXml/itemProps3.xml><?xml version="1.0" encoding="utf-8"?>
+<ds:datastoreItem xmlns:ds="http://schemas.openxmlformats.org/officeDocument/2006/customXml" ds:itemID="{D91356B1-0FB8-448B-A74D-2FF735E0C29A}">
+  <ds:schemaRefs>
+    <ds:schemaRef ds:uri="http://schemas.microsoft.com/sharepoint/v3/contenttype/forms"/>
+  </ds:schemaRefs>
+</ds:datastoreItem>
 </file>